--- a/docs/files/Travel_Policy__Policy_2026-02.docx
+++ b/docs/files/Travel_Policy__Policy_2026-02.docx
@@ -2,35 +2,55 @@
 <file path=word/document.xml><?xml version="1.0" encoding="utf-8"?>
 <w:document xmlns:wpc="http://schemas.microsoft.com/office/word/2010/wordprocessingCanvas" xmlns:mo="http://schemas.microsoft.com/office/mac/office/2008/main" xmlns:mc="http://schemas.openxmlformats.org/markup-compatibility/2006" xmlns:mv="urn:schemas-microsoft-com:mac:vml" xmlns:o="urn:schemas-microsoft-com:office:office" xmlns:r="http://schemas.openxmlformats.org/officeDocument/2006/relationships" xmlns:m="http://schemas.openxmlformats.org/officeDocument/2006/math" xmlns:v="urn:schemas-microsoft-com:vml" xmlns:wp14="http://schemas.microsoft.com/office/word/2010/wordprocessingDrawing" xmlns:wp="http://schemas.openxmlformats.org/drawingml/2006/wordprocessingDrawing" xmlns:w10="urn:schemas-microsoft-com:office:word" xmlns:w="http://schemas.openxmlformats.org/wordprocessingml/2006/main" xmlns:w14="http://schemas.microsoft.com/office/word/2010/wordml" xmlns:wpg="http://schemas.microsoft.com/office/word/2010/wordprocessingGroup" xmlns:wpi="http://schemas.microsoft.com/office/word/2010/wordprocessingInk" xmlns:wne="http://schemas.microsoft.com/office/word/2006/wordml" xmlns:wps="http://schemas.microsoft.com/office/word/2010/wordprocessingShape" mc:Ignorable="w14 wp14">
   <w:body>
-    <w:p/>
-    <w:p/>
-    <w:p/>
     <w:p>
+      <w:pPr>
+        <w:spacing w:before="0" w:after="0"/>
+        <w:jc w:val="center"/>
+      </w:pPr>
       <w:r>
-        <w:rPr>
-          <w:rFonts w:ascii="Avenir Next LT Pro" w:hAnsi="Avenir Next LT Pro"/>
-          <w:b/>
-          <w:color w:val="1C4076"/>
-          <w:sz w:val="60"/>
-        </w:rPr>
-        <w:t>Travel Policy</w:t>
+        <w:drawing>
+          <wp:inline xmlns:a="http://schemas.openxmlformats.org/drawingml/2006/main" xmlns:pic="http://schemas.openxmlformats.org/drawingml/2006/picture">
+            <wp:extent cx="7560000" cy="10690955"/>
+            <wp:docPr id="1" name="Picture 1"/>
+            <wp:cNvGraphicFramePr>
+              <a:graphicFrameLocks noChangeAspect="1"/>
+            </wp:cNvGraphicFramePr>
+            <a:graphic>
+              <a:graphicData uri="http://schemas.openxmlformats.org/drawingml/2006/picture">
+                <pic:pic>
+                  <pic:nvPicPr>
+                    <pic:cNvPr id="0" name="tmp4zh39t7m.png"/>
+                    <pic:cNvPicPr/>
+                  </pic:nvPicPr>
+                  <pic:blipFill>
+                    <a:blip r:embed="rId9"/>
+                    <a:stretch>
+                      <a:fillRect/>
+                    </a:stretch>
+                  </pic:blipFill>
+                  <pic:spPr>
+                    <a:xfrm>
+                      <a:off x="0" y="0"/>
+                      <a:ext cx="7560000" cy="10690955"/>
+                    </a:xfrm>
+                    <a:prstGeom prst="rect"/>
+                  </pic:spPr>
+                </pic:pic>
+              </a:graphicData>
+            </a:graphic>
+          </wp:inline>
+        </w:drawing>
       </w:r>
     </w:p>
     <w:p>
-      <w:r>
-        <w:rPr>
-          <w:rFonts w:ascii="Avenir Next LT Pro" w:hAnsi="Avenir Next LT Pro"/>
-          <w:b/>
-          <w:color w:val="6B87A4"/>
-          <w:sz w:val="40"/>
-        </w:rPr>
-        <w:t>2026</w:t>
-      </w:r>
-    </w:p>
-    <w:p>
-      <w:r>
-        <w:br w:type="page"/>
-      </w:r>
+      <w:pPr>
+        <w:sectPr>
+          <w:pgSz w:w="11906" w:h="16838"/>
+          <w:pgMar w:top="0" w:right="0" w:bottom="0" w:left="0" w:header="0" w:footer="0" w:gutter="0"/>
+          <w:cols w:space="720"/>
+          <w:docGrid w:linePitch="360"/>
+        </w:sectPr>
+      </w:pPr>
     </w:p>
     <w:tbl>
       <w:tblPr>
@@ -46,13 +66,13 @@
         </w:tblBorders>
       </w:tblPr>
       <w:tblGrid>
-        <w:gridCol w:w="4320"/>
-        <w:gridCol w:w="4320"/>
+        <w:gridCol w:w="5103"/>
+        <w:gridCol w:w="5103"/>
       </w:tblGrid>
       <w:tr>
         <w:tc>
           <w:tcPr>
-            <w:tcW w:type="dxa" w:w="4320"/>
+            <w:tcW w:type="dxa" w:w="5103"/>
           </w:tcPr>
           <w:p>
             <w:pPr>
@@ -170,7 +190,7 @@
         </w:tc>
         <w:tc>
           <w:tcPr>
-            <w:tcW w:type="dxa" w:w="4320"/>
+            <w:tcW w:type="dxa" w:w="5103"/>
           </w:tcPr>
           <w:p>
             <w:pPr>
@@ -362,14 +382,14 @@
         <w:tblLook w:firstColumn="1" w:firstRow="1" w:lastColumn="0" w:lastRow="0" w:noHBand="0" w:noVBand="1" w:val="04A0"/>
       </w:tblPr>
       <w:tblGrid>
-        <w:gridCol w:w="2880"/>
-        <w:gridCol w:w="2880"/>
-        <w:gridCol w:w="2880"/>
+        <w:gridCol w:w="3402"/>
+        <w:gridCol w:w="3402"/>
+        <w:gridCol w:w="3402"/>
       </w:tblGrid>
       <w:tr>
         <w:tc>
           <w:tcPr>
-            <w:tcW w:type="dxa" w:w="2880"/>
+            <w:tcW w:type="dxa" w:w="3402"/>
             <w:shd w:val="clear" w:fill="1C4076"/>
           </w:tcPr>
           <w:p>
@@ -387,7 +407,7 @@
         </w:tc>
         <w:tc>
           <w:tcPr>
-            <w:tcW w:type="dxa" w:w="2880"/>
+            <w:tcW w:type="dxa" w:w="3402"/>
             <w:shd w:val="clear" w:fill="1C4076"/>
           </w:tcPr>
           <w:p>
@@ -404,7 +424,7 @@
         </w:tc>
         <w:tc>
           <w:tcPr>
-            <w:tcW w:type="dxa" w:w="2880"/>
+            <w:tcW w:type="dxa" w:w="3402"/>
             <w:shd w:val="clear" w:fill="1C4076"/>
           </w:tcPr>
           <w:p>
@@ -423,7 +443,7 @@
       <w:tr>
         <w:tc>
           <w:tcPr>
-            <w:tcW w:type="dxa" w:w="2880"/>
+            <w:tcW w:type="dxa" w:w="3402"/>
           </w:tcPr>
           <w:p>
             <w:r/>
@@ -440,7 +460,7 @@
         </w:tc>
         <w:tc>
           <w:tcPr>
-            <w:tcW w:type="dxa" w:w="2880"/>
+            <w:tcW w:type="dxa" w:w="3402"/>
           </w:tcPr>
           <w:p>
             <w:r/>
@@ -457,7 +477,7 @@
         </w:tc>
         <w:tc>
           <w:tcPr>
-            <w:tcW w:type="dxa" w:w="2880"/>
+            <w:tcW w:type="dxa" w:w="3402"/>
           </w:tcPr>
           <w:p>
             <w:r/>
@@ -476,7 +496,7 @@
       <w:tr>
         <w:tc>
           <w:tcPr>
-            <w:tcW w:type="dxa" w:w="2880"/>
+            <w:tcW w:type="dxa" w:w="3402"/>
           </w:tcPr>
           <w:p>
             <w:r/>
@@ -519,7 +539,7 @@
         </w:tc>
         <w:tc>
           <w:tcPr>
-            <w:tcW w:type="dxa" w:w="2880"/>
+            <w:tcW w:type="dxa" w:w="3402"/>
           </w:tcPr>
           <w:p>
             <w:r/>
@@ -562,7 +582,7 @@
         </w:tc>
         <w:tc>
           <w:tcPr>
-            <w:tcW w:type="dxa" w:w="2880"/>
+            <w:tcW w:type="dxa" w:w="3402"/>
           </w:tcPr>
           <w:p>
             <w:r/>
@@ -884,13 +904,13 @@
         <w:tblLook w:firstColumn="1" w:firstRow="1" w:lastColumn="0" w:lastRow="0" w:noHBand="0" w:noVBand="1" w:val="04A0"/>
       </w:tblPr>
       <w:tblGrid>
-        <w:gridCol w:w="4320"/>
-        <w:gridCol w:w="4320"/>
+        <w:gridCol w:w="5103"/>
+        <w:gridCol w:w="5103"/>
       </w:tblGrid>
       <w:tr>
         <w:tc>
           <w:tcPr>
-            <w:tcW w:type="dxa" w:w="4320"/>
+            <w:tcW w:type="dxa" w:w="5103"/>
             <w:shd w:val="clear" w:fill="1C4076"/>
           </w:tcPr>
           <w:p>
@@ -907,7 +927,7 @@
         </w:tc>
         <w:tc>
           <w:tcPr>
-            <w:tcW w:type="dxa" w:w="4320"/>
+            <w:tcW w:type="dxa" w:w="5103"/>
             <w:shd w:val="clear" w:fill="1C4076"/>
           </w:tcPr>
           <w:p>
@@ -926,7 +946,7 @@
       <w:tr>
         <w:tc>
           <w:tcPr>
-            <w:tcW w:type="dxa" w:w="4320"/>
+            <w:tcW w:type="dxa" w:w="5103"/>
           </w:tcPr>
           <w:p>
             <w:r>
@@ -971,7 +991,7 @@
         </w:tc>
         <w:tc>
           <w:tcPr>
-            <w:tcW w:type="dxa" w:w="4320"/>
+            <w:tcW w:type="dxa" w:w="5103"/>
           </w:tcPr>
           <w:p>
             <w:r>
@@ -1017,10 +1037,10 @@
       </w:tr>
     </w:tbl>
     <w:sectPr>
-      <w:headerReference w:type="default" r:id="rId9"/>
-      <w:footerReference w:type="default" r:id="rId10"/>
-      <w:pgSz w:w="12240" w:h="15840"/>
-      <w:pgMar w:top="1440" w:right="1800" w:bottom="1440" w:left="1800" w:header="720" w:footer="720" w:gutter="0"/>
+      <w:headerReference w:type="default" r:id="rId10"/>
+      <w:footerReference w:type="default" r:id="rId11"/>
+      <w:pgSz w:w="11906" w:h="16838"/>
+      <w:pgMar w:top="1114" w:right="850" w:bottom="1134" w:left="850" w:header="360" w:footer="400" w:gutter="0"/>
       <w:cols w:space="720"/>
       <w:docGrid w:linePitch="360"/>
     </w:sectPr>
@@ -1034,6 +1054,9 @@
     <w:pPr>
       <w:pStyle w:val="Footer"/>
       <w:jc w:val="center"/>
+      <w:pBdr>
+        <w:top w:val="single" w:sz="4" w:space="6" w:color="C3E4EF"/>
+      </w:pBdr>
     </w:pPr>
     <w:r>
       <w:rPr>
@@ -1053,15 +1076,66 @@
   <w:p>
     <w:pPr>
       <w:pStyle w:val="Header"/>
-    </w:pPr>
+      <w:tabs>
+        <w:tab w:pos="9525" w:val="right"/>
+      </w:tabs>
+      <w:jc w:val="left"/>
+    </w:pPr>
+    <w:r>
+      <w:rPr>
+        <w:rFonts w:ascii="Avenir Next LT Pro" w:hAnsi="Avenir Next LT Pro"/>
+        <w:b/>
+        <w:color w:val="1C4076"/>
+        <w:sz w:val="16"/>
+      </w:rPr>
+      <w:t>BioMar Group</w:t>
+    </w:r>
+    <w:r>
+      <w:br/>
+    </w:r>
     <w:r>
       <w:rPr>
         <w:rFonts w:ascii="Avenir Next LT Pro" w:hAnsi="Avenir Next LT Pro"/>
         <w:b w:val="0"/>
-        <w:color w:val="6B87A4"/>
+        <w:color w:val="1C4076"/>
         <w:sz w:val="16"/>
       </w:rPr>
-      <w:t>BioMar Group   ·   Travel Policy</w:t>
+      <w:t>Travel Policy</w:t>
+    </w:r>
+    <w:r>
+      <w:tab/>
+      <w:drawing>
+        <wp:inline xmlns:a="http://schemas.openxmlformats.org/drawingml/2006/main" xmlns:pic="http://schemas.openxmlformats.org/drawingml/2006/picture">
+          <wp:extent cx="469475" cy="450000"/>
+          <wp:docPr id="1" name="Picture 1"/>
+          <wp:cNvGraphicFramePr>
+            <a:graphicFrameLocks noChangeAspect="1"/>
+          </wp:cNvGraphicFramePr>
+          <a:graphic>
+            <a:graphicData uri="http://schemas.openxmlformats.org/drawingml/2006/picture">
+              <pic:pic>
+                <pic:nvPicPr>
+                  <pic:cNvPr id="0" name="logo.png"/>
+                  <pic:cNvPicPr/>
+                </pic:nvPicPr>
+                <pic:blipFill>
+                  <a:blip r:embed="rId1"/>
+                  <a:stretch>
+                    <a:fillRect/>
+                  </a:stretch>
+                </pic:blipFill>
+                <pic:spPr>
+                  <a:xfrm>
+                    <a:off x="0" y="0"/>
+                    <a:ext cx="469475" cy="450000"/>
+                  </a:xfrm>
+                  <a:prstGeom prst="rect"/>
+                </pic:spPr>
+              </pic:pic>
+            </a:graphicData>
+          </a:graphic>
+        </wp:inline>
+      </w:drawing>
     </w:r>
   </w:p>
 </w:hdr>

--- a/docs/files/Travel_Policy__Policy_2026-02.docx
+++ b/docs/files/Travel_Policy__Policy_2026-02.docx
@@ -19,7 +19,7 @@
               <a:graphicData uri="http://schemas.openxmlformats.org/drawingml/2006/picture">
                 <pic:pic>
                   <pic:nvPicPr>
-                    <pic:cNvPr id="0" name="tmp4zh39t7m.png"/>
+                    <pic:cNvPr id="0" name="tmp81t008lq.png"/>
                     <pic:cNvPicPr/>
                   </pic:nvPicPr>
                   <pic:blipFill>
@@ -1040,7 +1040,7 @@
       <w:headerReference w:type="default" r:id="rId10"/>
       <w:footerReference w:type="default" r:id="rId11"/>
       <w:pgSz w:w="11906" w:h="16838"/>
-      <w:pgMar w:top="1114" w:right="850" w:bottom="1134" w:left="850" w:header="360" w:footer="400" w:gutter="0"/>
+      <w:pgMar w:top="2920" w:right="850" w:bottom="1134" w:left="850" w:header="680" w:footer="400" w:gutter="0"/>
       <w:cols w:space="720"/>
       <w:docGrid w:linePitch="360"/>
     </w:sectPr>
@@ -1062,8 +1062,8 @@
       <w:rPr>
         <w:rFonts w:ascii="Avenir Next LT Pro" w:hAnsi="Avenir Next LT Pro"/>
         <w:b w:val="0"/>
-        <w:color w:val="6B87A4"/>
-        <w:sz w:val="15"/>
+        <w:color w:val="1C4076"/>
+        <w:sz w:val="16"/>
       </w:rPr>
       <w:t>BioMar Group A/S · Kalkværksvej 16, 15. · 8000 Aarhus C · Denmark · Tel +45 86 20 49 70 · www.biomar.com</w:t>
     </w:r>
@@ -1076,15 +1076,13 @@
   <w:p>
     <w:pPr>
       <w:pStyle w:val="Header"/>
-      <w:tabs>
-        <w:tab w:pos="9525" w:val="right"/>
-      </w:tabs>
+      <w:spacing w:after="0"/>
       <w:jc w:val="left"/>
     </w:pPr>
     <w:r>
       <w:rPr>
         <w:rFonts w:ascii="Avenir Next LT Pro" w:hAnsi="Avenir Next LT Pro"/>
-        <w:b/>
+        <w:b w:val="0"/>
         <w:color w:val="1C4076"/>
         <w:sz w:val="16"/>
       </w:rPr>
@@ -1103,14 +1101,18 @@
       <w:t>Travel Policy</w:t>
     </w:r>
     <w:r>
-      <w:tab/>
       <w:drawing>
-        <wp:inline xmlns:a="http://schemas.openxmlformats.org/drawingml/2006/main" xmlns:pic="http://schemas.openxmlformats.org/drawingml/2006/picture">
-          <wp:extent cx="469475" cy="450000"/>
-          <wp:docPr id="1" name="Picture 1"/>
-          <wp:cNvGraphicFramePr>
-            <a:graphicFrameLocks noChangeAspect="1"/>
-          </wp:cNvGraphicFramePr>
+        <wp:anchor xmlns:a="http://schemas.openxmlformats.org/drawingml/2006/main" xmlns:pic="http://schemas.openxmlformats.org/drawingml/2006/picture" behindDoc="0" distT="0" distB="0" distL="0" distR="0" simplePos="0" locked="0" layoutInCell="1" allowOverlap="1" relativeHeight="2">
+          <wp:simplePos x="0" y="0"/>
+          <wp:positionH relativeFrom="page">
+            <wp:posOffset>5621985</wp:posOffset>
+          </wp:positionH>
+          <wp:positionV relativeFrom="page">
+            <wp:posOffset>212090</wp:posOffset>
+          </wp:positionV>
+          <wp:extent cx="1727200" cy="1654810"/>
+          <wp:wrapNone/>
+          <wp:docPr id="201" name="BioMar logo"/>
           <a:graphic>
             <a:graphicData uri="http://schemas.openxmlformats.org/drawingml/2006/picture">
               <pic:pic>
@@ -1127,14 +1129,14 @@
                 <pic:spPr>
                   <a:xfrm>
                     <a:off x="0" y="0"/>
-                    <a:ext cx="469475" cy="450000"/>
+                    <a:ext cx="1727200" cy="1654810"/>
                   </a:xfrm>
                   <a:prstGeom prst="rect"/>
                 </pic:spPr>
               </pic:pic>
             </a:graphicData>
           </a:graphic>
-        </wp:inline>
+        </wp:anchor>
       </w:drawing>
     </w:r>
   </w:p>

--- a/docs/files/Travel_Policy__Policy_2026-02.docx
+++ b/docs/files/Travel_Policy__Policy_2026-02.docx
@@ -19,7 +19,7 @@
               <a:graphicData uri="http://schemas.openxmlformats.org/drawingml/2006/picture">
                 <pic:pic>
                   <pic:nvPicPr>
-                    <pic:cNvPr id="0" name="tmp81t008lq.png"/>
+                    <pic:cNvPr id="0" name="tmprlo6iglw.png"/>
                     <pic:cNvPicPr/>
                   </pic:nvPicPr>
                   <pic:blipFill>

--- a/docs/files/Travel_Policy__Policy_2026-02.docx
+++ b/docs/files/Travel_Policy__Policy_2026-02.docx
@@ -19,7 +19,7 @@
               <a:graphicData uri="http://schemas.openxmlformats.org/drawingml/2006/picture">
                 <pic:pic>
                   <pic:nvPicPr>
-                    <pic:cNvPr id="0" name="tmprlo6iglw.png"/>
+                    <pic:cNvPr id="0" name="tmp6fynuhpg.png"/>
                     <pic:cNvPicPr/>
                   </pic:nvPicPr>
                   <pic:blipFill>

--- a/docs/files/Travel_Policy__Policy_2026-02.docx
+++ b/docs/files/Travel_Policy__Policy_2026-02.docx
@@ -19,7 +19,7 @@
               <a:graphicData uri="http://schemas.openxmlformats.org/drawingml/2006/picture">
                 <pic:pic>
                   <pic:nvPicPr>
-                    <pic:cNvPr id="0" name="tmp6fynuhpg.png"/>
+                    <pic:cNvPr id="0" name="tmp7_1ixpuw.png"/>
                     <pic:cNvPicPr/>
                   </pic:nvPicPr>
                   <pic:blipFill>
@@ -83,6 +83,7 @@
               <w:rPr>
                 <w:rFonts w:ascii="Avenir Next LT Pro" w:hAnsi="Avenir Next LT Pro"/>
                 <w:b/>
+                <w:i w:val="0"/>
                 <w:color w:val="1C4076"/>
                 <w:sz w:val="21"/>
               </w:rPr>
@@ -97,6 +98,7 @@
               <w:rPr>
                 <w:rFonts w:ascii="Avenir Next LT Pro" w:hAnsi="Avenir Next LT Pro"/>
                 <w:b w:val="0"/>
+                <w:i w:val="0"/>
                 <w:color w:val="1C4076"/>
                 <w:sz w:val="20"/>
               </w:rPr>
@@ -111,6 +113,7 @@
               <w:rPr>
                 <w:rFonts w:ascii="Avenir Next LT Pro" w:hAnsi="Avenir Next LT Pro"/>
                 <w:b w:val="0"/>
+                <w:i w:val="0"/>
                 <w:color w:val="1C4076"/>
                 <w:sz w:val="20"/>
               </w:rPr>
@@ -125,6 +128,7 @@
               <w:rPr>
                 <w:rFonts w:ascii="Avenir Next LT Pro" w:hAnsi="Avenir Next LT Pro"/>
                 <w:b w:val="0"/>
+                <w:i w:val="0"/>
                 <w:color w:val="1C4076"/>
                 <w:sz w:val="20"/>
               </w:rPr>
@@ -139,6 +143,7 @@
               <w:rPr>
                 <w:rFonts w:ascii="Avenir Next LT Pro" w:hAnsi="Avenir Next LT Pro"/>
                 <w:b w:val="0"/>
+                <w:i w:val="0"/>
                 <w:color w:val="1C4076"/>
                 <w:sz w:val="20"/>
               </w:rPr>
@@ -153,6 +158,7 @@
               <w:rPr>
                 <w:rFonts w:ascii="Avenir Next LT Pro" w:hAnsi="Avenir Next LT Pro"/>
                 <w:b w:val="0"/>
+                <w:i w:val="0"/>
                 <w:color w:val="1C4076"/>
                 <w:sz w:val="20"/>
               </w:rPr>
@@ -167,6 +173,7 @@
               <w:rPr>
                 <w:rFonts w:ascii="Avenir Next LT Pro" w:hAnsi="Avenir Next LT Pro"/>
                 <w:b w:val="0"/>
+                <w:i w:val="0"/>
                 <w:color w:val="1C4076"/>
                 <w:sz w:val="20"/>
               </w:rPr>
@@ -181,6 +188,7 @@
               <w:rPr>
                 <w:rFonts w:ascii="Avenir Next LT Pro" w:hAnsi="Avenir Next LT Pro"/>
                 <w:b/>
+                <w:i w:val="0"/>
                 <w:color w:val="1C4076"/>
                 <w:sz w:val="24"/>
               </w:rPr>
@@ -201,6 +209,7 @@
               <w:rPr>
                 <w:rFonts w:ascii="Avenir Next LT Pro" w:hAnsi="Avenir Next LT Pro"/>
                 <w:b w:val="0"/>
+                <w:i w:val="0"/>
                 <w:color w:val="1C4076"/>
                 <w:sz w:val="20"/>
               </w:rPr>
@@ -215,6 +224,7 @@
               <w:rPr>
                 <w:rFonts w:ascii="Avenir Next LT Pro" w:hAnsi="Avenir Next LT Pro"/>
                 <w:b w:val="0"/>
+                <w:i w:val="0"/>
                 <w:color w:val="1C4076"/>
                 <w:sz w:val="20"/>
               </w:rPr>
@@ -233,6 +243,7 @@
         <w:rPr>
           <w:rFonts w:ascii="Avenir Next LT Pro" w:hAnsi="Avenir Next LT Pro"/>
           <w:b w:val="0"/>
+          <w:i w:val="0"/>
           <w:color w:val="1C4076"/>
           <w:sz w:val="22"/>
         </w:rPr>
@@ -248,6 +259,7 @@
         <w:rPr>
           <w:rFonts w:ascii="Avenir Next LT Pro" w:hAnsi="Avenir Next LT Pro"/>
           <w:b/>
+          <w:i w:val="0"/>
           <w:color w:val="1C4076"/>
           <w:sz w:val="22"/>
         </w:rPr>
@@ -263,6 +275,7 @@
         <w:rPr>
           <w:rFonts w:ascii="Avenir Next LT Pro" w:hAnsi="Avenir Next LT Pro"/>
           <w:b w:val="0"/>
+          <w:i w:val="0"/>
           <w:color w:val="1C4076"/>
           <w:sz w:val="22"/>
         </w:rPr>
@@ -278,6 +291,7 @@
         <w:rPr>
           <w:rFonts w:ascii="Avenir Next LT Pro" w:hAnsi="Avenir Next LT Pro"/>
           <w:b w:val="0"/>
+          <w:i w:val="0"/>
           <w:color w:val="1C4076"/>
           <w:sz w:val="22"/>
         </w:rPr>
@@ -293,6 +307,7 @@
         <w:rPr>
           <w:rFonts w:ascii="Avenir Next LT Pro" w:hAnsi="Avenir Next LT Pro"/>
           <w:b w:val="0"/>
+          <w:i w:val="0"/>
           <w:color w:val="1C4076"/>
           <w:sz w:val="22"/>
         </w:rPr>
@@ -308,6 +323,7 @@
         <w:rPr>
           <w:rFonts w:ascii="Avenir Next LT Pro" w:hAnsi="Avenir Next LT Pro"/>
           <w:b w:val="0"/>
+          <w:i w:val="0"/>
           <w:color w:val="1C4076"/>
           <w:sz w:val="22"/>
         </w:rPr>
@@ -323,6 +339,7 @@
         <w:rPr>
           <w:rFonts w:ascii="Avenir Next LT Pro" w:hAnsi="Avenir Next LT Pro"/>
           <w:b w:val="0"/>
+          <w:i w:val="0"/>
           <w:color w:val="1C4076"/>
           <w:sz w:val="22"/>
         </w:rPr>
@@ -338,6 +355,7 @@
         <w:rPr>
           <w:rFonts w:ascii="Avenir Next LT Pro" w:hAnsi="Avenir Next LT Pro"/>
           <w:b w:val="0"/>
+          <w:i w:val="0"/>
           <w:color w:val="1C4076"/>
           <w:sz w:val="22"/>
         </w:rPr>
@@ -353,6 +371,7 @@
         <w:rPr>
           <w:rFonts w:ascii="Avenir Next LT Pro" w:hAnsi="Avenir Next LT Pro"/>
           <w:b/>
+          <w:i w:val="0"/>
           <w:color w:val="1C4076"/>
           <w:sz w:val="28"/>
         </w:rPr>
@@ -368,6 +387,7 @@
         <w:rPr>
           <w:rFonts w:ascii="Avenir Next LT Pro" w:hAnsi="Avenir Next LT Pro"/>
           <w:b w:val="0"/>
+          <w:i w:val="0"/>
           <w:color w:val="1C4076"/>
           <w:sz w:val="22"/>
         </w:rPr>
@@ -398,6 +418,7 @@
               <w:rPr>
                 <w:rFonts w:ascii="Avenir Next LT Pro" w:hAnsi="Avenir Next LT Pro"/>
                 <w:b/>
+                <w:i w:val="0"/>
                 <w:color w:val="FFFFFF"/>
                 <w:sz w:val="17"/>
               </w:rPr>
@@ -416,6 +437,7 @@
               <w:rPr>
                 <w:rFonts w:ascii="Avenir Next LT Pro" w:hAnsi="Avenir Next LT Pro"/>
                 <w:b/>
+                <w:i w:val="0"/>
                 <w:color w:val="FFFFFF"/>
                 <w:sz w:val="17"/>
               </w:rPr>
@@ -433,6 +455,7 @@
               <w:rPr>
                 <w:rFonts w:ascii="Avenir Next LT Pro" w:hAnsi="Avenir Next LT Pro"/>
                 <w:b/>
+                <w:i w:val="0"/>
                 <w:color w:val="FFFFFF"/>
                 <w:sz w:val="17"/>
               </w:rPr>
@@ -451,6 +474,7 @@
               <w:rPr>
                 <w:rFonts w:ascii="Avenir Next LT Pro" w:hAnsi="Avenir Next LT Pro"/>
                 <w:b w:val="0"/>
+                <w:i w:val="0"/>
                 <w:color w:val="1C4076"/>
                 <w:sz w:val="17"/>
               </w:rPr>
@@ -468,6 +492,7 @@
               <w:rPr>
                 <w:rFonts w:ascii="Avenir Next LT Pro" w:hAnsi="Avenir Next LT Pro"/>
                 <w:b w:val="0"/>
+                <w:i w:val="0"/>
                 <w:color w:val="1C4076"/>
                 <w:sz w:val="17"/>
               </w:rPr>
@@ -485,6 +510,7 @@
               <w:rPr>
                 <w:rFonts w:ascii="Avenir Next LT Pro" w:hAnsi="Avenir Next LT Pro"/>
                 <w:b w:val="0"/>
+                <w:i w:val="0"/>
                 <w:color w:val="1C4076"/>
                 <w:sz w:val="17"/>
               </w:rPr>
@@ -504,6 +530,7 @@
               <w:rPr>
                 <w:rFonts w:ascii="Avenir Next LT Pro" w:hAnsi="Avenir Next LT Pro"/>
                 <w:b w:val="0"/>
+                <w:i w:val="0"/>
                 <w:color w:val="1C4076"/>
                 <w:sz w:val="17"/>
               </w:rPr>
@@ -547,6 +574,7 @@
               <w:rPr>
                 <w:rFonts w:ascii="Avenir Next LT Pro" w:hAnsi="Avenir Next LT Pro"/>
                 <w:b w:val="0"/>
+                <w:i w:val="0"/>
                 <w:color w:val="1C4076"/>
                 <w:sz w:val="17"/>
               </w:rPr>
@@ -590,6 +618,7 @@
               <w:rPr>
                 <w:rFonts w:ascii="Avenir Next LT Pro" w:hAnsi="Avenir Next LT Pro"/>
                 <w:b w:val="0"/>
+                <w:i w:val="0"/>
                 <w:color w:val="1C4076"/>
                 <w:sz w:val="17"/>
               </w:rPr>
@@ -634,6 +663,7 @@
         <w:rPr>
           <w:rFonts w:ascii="Avenir Next LT Pro" w:hAnsi="Avenir Next LT Pro"/>
           <w:b w:val="0"/>
+          <w:i w:val="0"/>
           <w:color w:val="1C4076"/>
           <w:sz w:val="22"/>
         </w:rPr>
@@ -649,6 +679,7 @@
         <w:rPr>
           <w:rFonts w:ascii="Avenir Next LT Pro" w:hAnsi="Avenir Next LT Pro"/>
           <w:b/>
+          <w:i w:val="0"/>
           <w:color w:val="1C4076"/>
           <w:sz w:val="28"/>
         </w:rPr>
@@ -664,6 +695,7 @@
         <w:rPr>
           <w:rFonts w:ascii="Avenir Next LT Pro" w:hAnsi="Avenir Next LT Pro"/>
           <w:b w:val="0"/>
+          <w:i w:val="0"/>
           <w:color w:val="1C4076"/>
           <w:sz w:val="22"/>
         </w:rPr>
@@ -679,6 +711,7 @@
         <w:rPr>
           <w:rFonts w:ascii="Avenir Next LT Pro" w:hAnsi="Avenir Next LT Pro"/>
           <w:b w:val="0"/>
+          <w:i w:val="0"/>
           <w:color w:val="1C4076"/>
           <w:sz w:val="22"/>
         </w:rPr>
@@ -694,6 +727,7 @@
         <w:rPr>
           <w:rFonts w:ascii="Avenir Next LT Pro" w:hAnsi="Avenir Next LT Pro"/>
           <w:b w:val="0"/>
+          <w:i w:val="0"/>
           <w:color w:val="1C4076"/>
           <w:sz w:val="22"/>
         </w:rPr>
@@ -709,6 +743,7 @@
         <w:rPr>
           <w:rFonts w:ascii="Avenir Next LT Pro" w:hAnsi="Avenir Next LT Pro"/>
           <w:b w:val="0"/>
+          <w:i w:val="0"/>
           <w:color w:val="1C4076"/>
           <w:sz w:val="22"/>
         </w:rPr>
@@ -724,6 +759,7 @@
         <w:rPr>
           <w:rFonts w:ascii="Avenir Next LT Pro" w:hAnsi="Avenir Next LT Pro"/>
           <w:b/>
+          <w:i w:val="0"/>
           <w:color w:val="1C4076"/>
           <w:sz w:val="28"/>
         </w:rPr>
@@ -739,6 +775,7 @@
         <w:rPr>
           <w:rFonts w:ascii="Avenir Next LT Pro" w:hAnsi="Avenir Next LT Pro"/>
           <w:b w:val="0"/>
+          <w:i w:val="0"/>
           <w:color w:val="1C4076"/>
           <w:sz w:val="22"/>
         </w:rPr>
@@ -754,6 +791,7 @@
         <w:rPr>
           <w:rFonts w:ascii="Avenir Next LT Pro" w:hAnsi="Avenir Next LT Pro"/>
           <w:b w:val="0"/>
+          <w:i w:val="0"/>
           <w:color w:val="1C4076"/>
           <w:sz w:val="22"/>
         </w:rPr>
@@ -769,6 +807,7 @@
         <w:rPr>
           <w:rFonts w:ascii="Avenir Next LT Pro" w:hAnsi="Avenir Next LT Pro"/>
           <w:b w:val="0"/>
+          <w:i w:val="0"/>
           <w:color w:val="1C4076"/>
           <w:sz w:val="22"/>
         </w:rPr>
@@ -784,6 +823,7 @@
         <w:rPr>
           <w:rFonts w:ascii="Avenir Next LT Pro" w:hAnsi="Avenir Next LT Pro"/>
           <w:b w:val="0"/>
+          <w:i w:val="0"/>
           <w:color w:val="1C4076"/>
           <w:sz w:val="22"/>
         </w:rPr>
@@ -799,6 +839,7 @@
         <w:rPr>
           <w:rFonts w:ascii="Avenir Next LT Pro" w:hAnsi="Avenir Next LT Pro"/>
           <w:b w:val="0"/>
+          <w:i w:val="0"/>
           <w:color w:val="1C4076"/>
           <w:sz w:val="22"/>
         </w:rPr>
@@ -814,6 +855,7 @@
         <w:rPr>
           <w:rFonts w:ascii="Avenir Next LT Pro" w:hAnsi="Avenir Next LT Pro"/>
           <w:b w:val="0"/>
+          <w:i w:val="0"/>
           <w:color w:val="1C4076"/>
           <w:sz w:val="22"/>
         </w:rPr>
@@ -829,6 +871,7 @@
         <w:rPr>
           <w:rFonts w:ascii="Avenir Next LT Pro" w:hAnsi="Avenir Next LT Pro"/>
           <w:b w:val="0"/>
+          <w:i w:val="0"/>
           <w:color w:val="1C4076"/>
           <w:sz w:val="22"/>
         </w:rPr>
@@ -844,6 +887,7 @@
         <w:rPr>
           <w:rFonts w:ascii="Avenir Next LT Pro" w:hAnsi="Avenir Next LT Pro"/>
           <w:b w:val="0"/>
+          <w:i w:val="0"/>
           <w:color w:val="1C4076"/>
           <w:sz w:val="22"/>
         </w:rPr>
@@ -859,6 +903,7 @@
         <w:rPr>
           <w:rFonts w:ascii="Avenir Next LT Pro" w:hAnsi="Avenir Next LT Pro"/>
           <w:b/>
+          <w:i w:val="0"/>
           <w:color w:val="1C4076"/>
           <w:sz w:val="28"/>
         </w:rPr>
@@ -874,6 +919,7 @@
         <w:rPr>
           <w:rFonts w:ascii="Avenir Next LT Pro" w:hAnsi="Avenir Next LT Pro"/>
           <w:b w:val="0"/>
+          <w:i w:val="0"/>
           <w:color w:val="1C4076"/>
           <w:sz w:val="22"/>
         </w:rPr>
@@ -889,6 +935,7 @@
         <w:rPr>
           <w:rFonts w:ascii="Avenir Next LT Pro" w:hAnsi="Avenir Next LT Pro"/>
           <w:b w:val="0"/>
+          <w:i w:val="0"/>
           <w:color w:val="1C4076"/>
           <w:sz w:val="22"/>
         </w:rPr>
@@ -918,6 +965,7 @@
               <w:rPr>
                 <w:rFonts w:ascii="Avenir Next LT Pro" w:hAnsi="Avenir Next LT Pro"/>
                 <w:b/>
+                <w:i w:val="0"/>
                 <w:color w:val="FFFFFF"/>
                 <w:sz w:val="20"/>
               </w:rPr>
@@ -935,6 +983,7 @@
               <w:rPr>
                 <w:rFonts w:ascii="Avenir Next LT Pro" w:hAnsi="Avenir Next LT Pro"/>
                 <w:b/>
+                <w:i w:val="0"/>
                 <w:color w:val="FFFFFF"/>
                 <w:sz w:val="20"/>
               </w:rPr>
@@ -953,6 +1002,7 @@
               <w:rPr>
                 <w:rFonts w:ascii="Avenir Next LT Pro" w:hAnsi="Avenir Next LT Pro"/>
                 <w:b/>
+                <w:i w:val="0"/>
                 <w:color w:val="1C4076"/>
                 <w:sz w:val="18"/>
               </w:rPr>
@@ -962,6 +1012,7 @@
               <w:rPr>
                 <w:rFonts w:ascii="Avenir Next LT Pro" w:hAnsi="Avenir Next LT Pro"/>
                 <w:b w:val="0"/>
+                <w:i w:val="0"/>
                 <w:color w:val="1C4076"/>
                 <w:sz w:val="18"/>
               </w:rPr>
@@ -973,6 +1024,7 @@
               <w:rPr>
                 <w:rFonts w:ascii="Avenir Next LT Pro" w:hAnsi="Avenir Next LT Pro"/>
                 <w:b/>
+                <w:i w:val="0"/>
                 <w:color w:val="1C4076"/>
                 <w:sz w:val="18"/>
               </w:rPr>
@@ -982,6 +1034,7 @@
               <w:rPr>
                 <w:rFonts w:ascii="Avenir Next LT Pro" w:hAnsi="Avenir Next LT Pro"/>
                 <w:b w:val="0"/>
+                <w:i w:val="0"/>
                 <w:color w:val="1C4076"/>
                 <w:sz w:val="18"/>
               </w:rPr>
@@ -998,6 +1051,7 @@
               <w:rPr>
                 <w:rFonts w:ascii="Avenir Next LT Pro" w:hAnsi="Avenir Next LT Pro"/>
                 <w:b/>
+                <w:i w:val="0"/>
                 <w:color w:val="1C4076"/>
                 <w:sz w:val="18"/>
               </w:rPr>
@@ -1007,6 +1061,7 @@
               <w:rPr>
                 <w:rFonts w:ascii="Avenir Next LT Pro" w:hAnsi="Avenir Next LT Pro"/>
                 <w:b w:val="0"/>
+                <w:i w:val="0"/>
                 <w:color w:val="1C4076"/>
                 <w:sz w:val="18"/>
               </w:rPr>
@@ -1018,6 +1073,7 @@
               <w:rPr>
                 <w:rFonts w:ascii="Avenir Next LT Pro" w:hAnsi="Avenir Next LT Pro"/>
                 <w:b/>
+                <w:i w:val="0"/>
                 <w:color w:val="1C4076"/>
                 <w:sz w:val="18"/>
               </w:rPr>
@@ -1027,6 +1083,7 @@
               <w:rPr>
                 <w:rFonts w:ascii="Avenir Next LT Pro" w:hAnsi="Avenir Next LT Pro"/>
                 <w:b w:val="0"/>
+                <w:i w:val="0"/>
                 <w:color w:val="1C4076"/>
                 <w:sz w:val="18"/>
               </w:rPr>
@@ -1062,6 +1119,7 @@
       <w:rPr>
         <w:rFonts w:ascii="Avenir Next LT Pro" w:hAnsi="Avenir Next LT Pro"/>
         <w:b w:val="0"/>
+        <w:i w:val="0"/>
         <w:color w:val="1C4076"/>
         <w:sz w:val="16"/>
       </w:rPr>
@@ -1083,6 +1141,7 @@
       <w:rPr>
         <w:rFonts w:ascii="Avenir Next LT Pro" w:hAnsi="Avenir Next LT Pro"/>
         <w:b w:val="0"/>
+        <w:i w:val="0"/>
         <w:color w:val="1C4076"/>
         <w:sz w:val="16"/>
       </w:rPr>
@@ -1095,6 +1154,7 @@
       <w:rPr>
         <w:rFonts w:ascii="Avenir Next LT Pro" w:hAnsi="Avenir Next LT Pro"/>
         <w:b w:val="0"/>
+        <w:i w:val="0"/>
         <w:color w:val="1C4076"/>
         <w:sz w:val="16"/>
       </w:rPr>
